--- a/courts/ninth-circuit/california/state/court-of-appeal-fifth-district/petition-for-writ/usage/OUTPUT-petition-for-writ.docx
+++ b/courts/ninth-circuit/california/state/court-of-appeal-fifth-district/petition-for-writ/usage/OUTPUT-petition-for-writ.docx
@@ -518,9 +518,7 @@
         <w:t xml:space="preserve"> </w:t>
       </w:r>
       <w:r>
-        <w:t xml:space="preserve">19CM</w:t>
-        <w:noBreakHyphen/>
-        <w:t xml:space="preserve">5304</w:t>
+        <w:t xml:space="preserve">19CM-⁠5304</w:t>
       </w:r>
     </w:p>
     <w:p>
@@ -971,9 +969,7 @@
               <w:t xml:space="preserve"> </w:t>
             </w:r>
             <w:r>
-              <w:t xml:space="preserve">233</w:t>
-              <w:noBreakHyphen/>
-              <w:t xml:space="preserve">2900</w:t>
+              <w:t xml:space="preserve">233-⁠2900</w:t>
             </w:r>
           </w:p>
         </w:tc>
@@ -1109,9 +1105,7 @@
               <w:t xml:space="preserve"> </w:t>
             </w:r>
             <w:r>
-              <w:t xml:space="preserve">879</w:t>
-              <w:noBreakHyphen/>
-              <w:t xml:space="preserve">5770</w:t>
+              <w:t xml:space="preserve">879-⁠5770</w:t>
             </w:r>
           </w:p>
         </w:tc>
@@ -1183,9 +1177,7 @@
               <w:t xml:space="preserve"> </w:t>
             </w:r>
             <w:r>
-              <w:t xml:space="preserve">DA</w:t>
-              <w:noBreakHyphen/>
-              <w:t xml:space="preserve">2036)</w:t>
+              <w:t xml:space="preserve">DA-⁠2036)</w:t>
             </w:r>
           </w:p>
           <w:p>
@@ -1303,9 +1295,7 @@
               <w:t xml:space="preserve"> </w:t>
             </w:r>
             <w:r>
-              <w:t xml:space="preserve">582</w:t>
-              <w:noBreakHyphen/>
-              <w:t xml:space="preserve">6500</w:t>
+              <w:t xml:space="preserve">582-⁠6500</w:t>
             </w:r>
           </w:p>
         </w:tc>
@@ -1465,9 +1455,7 @@
               <w:t xml:space="preserve"> </w:t>
             </w:r>
             <w:r>
-              <w:t xml:space="preserve">255</w:t>
-              <w:noBreakHyphen/>
-              <w:t xml:space="preserve">9253</w:t>
+              <w:t xml:space="preserve">255-⁠9253</w:t>
             </w:r>
           </w:p>
         </w:tc>
@@ -1746,7 +1734,7 @@
         <w:tab/>
       </w:r>
       <w:r>
-        <w:t xml:space="preserve">14</w:t>
+        <w:t xml:space="preserve">15</w:t>
       </w:r>
     </w:p>
     <w:p>
@@ -1768,7 +1756,7 @@
         <w:tab/>
       </w:r>
       <w:r>
-        <w:t xml:space="preserve">14</w:t>
+        <w:t xml:space="preserve">15</w:t>
       </w:r>
     </w:p>
     <w:p>
@@ -1790,7 +1778,7 @@
         <w:tab/>
       </w:r>
       <w:r>
-        <w:t xml:space="preserve">17</w:t>
+        <w:t xml:space="preserve">18</w:t>
       </w:r>
     </w:p>
     <w:p>
@@ -1944,7 +1932,7 @@
         <w:tab/>
       </w:r>
       <w:r>
-        <w:t xml:space="preserve">17</w:t>
+        <w:t xml:space="preserve">18</w:t>
       </w:r>
     </w:p>
     <w:p>
@@ -2032,7 +2020,7 @@
         <w:tab/>
       </w:r>
       <w:r>
-        <w:t xml:space="preserve">19</w:t>
+        <w:t xml:space="preserve">20</w:t>
       </w:r>
     </w:p>
     <w:p>
@@ -2120,7 +2108,7 @@
         <w:tab/>
       </w:r>
       <w:r>
-        <w:t xml:space="preserve">21</w:t>
+        <w:t xml:space="preserve">22</w:t>
       </w:r>
     </w:p>
     <w:p>
@@ -2244,7 +2232,7 @@
         <w:tab/>
       </w:r>
       <w:r>
-        <w:t xml:space="preserve">24</w:t>
+        <w:t xml:space="preserve">25</w:t>
       </w:r>
     </w:p>
     <w:p>
@@ -2392,7 +2380,7 @@
         <w:tab/>
       </w:r>
       <w:r>
-        <w:t xml:space="preserve">26</w:t>
+        <w:t xml:space="preserve">27</w:t>
       </w:r>
     </w:p>
     <w:p>
@@ -2456,7 +2444,7 @@
         <w:tab/>
       </w:r>
       <w:r>
-        <w:t xml:space="preserve">27</w:t>
+        <w:t xml:space="preserve">28</w:t>
       </w:r>
     </w:p>
     <w:p>
@@ -2526,7 +2514,7 @@
         <w:tab/>
       </w:r>
       <w:r>
-        <w:t xml:space="preserve">28</w:t>
+        <w:t xml:space="preserve">29</w:t>
       </w:r>
     </w:p>
     <w:p>
@@ -2680,7 +2668,7 @@
         <w:tab/>
       </w:r>
       <w:r>
-        <w:t xml:space="preserve">30</w:t>
+        <w:t xml:space="preserve">31</w:t>
       </w:r>
     </w:p>
     <w:p>
@@ -2798,7 +2786,7 @@
         <w:tab/>
       </w:r>
       <w:r>
-        <w:t xml:space="preserve">34</w:t>
+        <w:t xml:space="preserve">36</w:t>
       </w:r>
     </w:p>
     <w:p>
@@ -2904,7 +2892,7 @@
         <w:tab/>
       </w:r>
       <w:r>
-        <w:t xml:space="preserve">36</w:t>
+        <w:t xml:space="preserve">38</w:t>
       </w:r>
     </w:p>
     <w:p>
@@ -3022,7 +3010,7 @@
         <w:tab/>
       </w:r>
       <w:r>
-        <w:t xml:space="preserve">37</w:t>
+        <w:t xml:space="preserve">39</w:t>
       </w:r>
     </w:p>
     <w:p>
@@ -3140,7 +3128,7 @@
         <w:tab/>
       </w:r>
       <w:r>
-        <w:t xml:space="preserve">38</w:t>
+        <w:t xml:space="preserve">40</w:t>
       </w:r>
     </w:p>
     <w:p>
@@ -3246,7 +3234,7 @@
         <w:tab/>
       </w:r>
       <w:r>
-        <w:t xml:space="preserve">43</w:t>
+        <w:t xml:space="preserve">45</w:t>
       </w:r>
     </w:p>
     <w:p>
@@ -3388,7 +3376,7 @@
         <w:tab/>
       </w:r>
       <w:r>
-        <w:t xml:space="preserve">43</w:t>
+        <w:t xml:space="preserve">45</w:t>
       </w:r>
     </w:p>
     <w:p>
@@ -3494,7 +3482,7 @@
         <w:tab/>
       </w:r>
       <w:r>
-        <w:t xml:space="preserve">48</w:t>
+        <w:t xml:space="preserve">50</w:t>
       </w:r>
     </w:p>
     <w:p>
@@ -3564,7 +3552,7 @@
         <w:tab/>
       </w:r>
       <w:r>
-        <w:t xml:space="preserve">49</w:t>
+        <w:t xml:space="preserve">51</w:t>
       </w:r>
     </w:p>
     <w:p>
@@ -3658,7 +3646,7 @@
         <w:tab/>
       </w:r>
       <w:r>
-        <w:t xml:space="preserve">50</w:t>
+        <w:t xml:space="preserve">52</w:t>
       </w:r>
     </w:p>
     <w:p>
@@ -3680,7 +3668,7 @@
         <w:tab/>
       </w:r>
       <w:r>
-        <w:t xml:space="preserve">52</w:t>
+        <w:t xml:space="preserve">55</w:t>
       </w:r>
     </w:p>
     <w:p>
@@ -3904,13 +3892,7 @@
         <w:pStyle w:val="BodyText"/>
       </w:pPr>
       <w:r>
-        <w:t xml:space="preserve">Petitioner, Chelsea Becker, by and through her attorneys of record, Roger T. Nuttall, Jacqueline Goodman and Daniel N. Arshack, hereby petitions this Court for a Writ of Prohibition against an order issued by the Respondent Kings County Superior Court in Trial Court No. 19CM</w:t>
-      </w:r>
-      <w:r>
-        <w:noBreakHyphen/>
-      </w:r>
-      <w:r>
-        <w:t xml:space="preserve">5304 denying demurrer of charges that are not cognizable under the plain language of Pen. Code, § 187. Petitioner requests that this Court order the Respondent to grant demurrer of the charges filed because the conduct alleged in the Complaint does not constitute a crime in California. Petitioner additionally requests an immediate stay of all further criminal proceedings in the lower court pending the resolution of this Petition.</w:t>
+        <w:t xml:space="preserve">Petitioner, Chelsea Becker, by and through her attorneys of record, Roger T. Nuttall, Jacqueline Goodman and Daniel N. Arshack, hereby petitions this Court for a Writ of Prohibition against an order issued by the Respondent Kings County Superior Court in Trial Court No. 19CM-⁠5304 denying demurrer of charges that are not cognizable under the plain language of Pen. Code, § 187. Petitioner requests that this Court order the Respondent to grant demurrer of the charges filed because the conduct alleged in the Complaint does not constitute a crime in California. Petitioner additionally requests an immediate stay of all further criminal proceedings in the lower court pending the resolution of this Petition.</w:t>
       </w:r>
     </w:p>
     <w:p>
@@ -3938,13 +3920,7 @@
         <w:pStyle w:val="BodyTextNote"/>
       </w:pPr>
       <w:r>
-        <w:t xml:space="preserve">1. Petitioner is a resident of Kings County, California and the defendant in the underlying action, People v. Becker, Kings County Trial Court No. 19CM</w:t>
-      </w:r>
-      <w:r>
-        <w:noBreakHyphen/>
-      </w:r>
-      <w:r>
-        <w:t xml:space="preserve">5304. She is currently incarcerated on a $2,000,000 bail at the Kings County Jail, 1570 Kings County Drive, Hanford, CA 93230.</w:t>
+        <w:t xml:space="preserve">1. Petitioner is a resident of Kings County, California and the defendant in the underlying action, People v. Becker, Kings County Trial Court No. 19CM-⁠5304. She is currently incarcerated on a $2,000,000 bail at the Kings County Jail, 1570 Kings County Drive, Hanford, CA 93230.</w:t>
       </w:r>
       <w:r>
         <w:rPr>
@@ -4124,17 +4100,7 @@
           <w:b/>
           <w:bCs/>
         </w:rPr>
-        <w:t xml:space="preserve">Motions for Reduction of Bail, Spread of COVID</w:t>
-      </w:r>
-      <w:r>
-        <w:noBreakHyphen/>
-      </w:r>
-      <w:r>
-        <w:rPr>
-          <w:b/>
-          <w:bCs/>
-        </w:rPr>
-        <w:t xml:space="preserve">19, and Petition for Writ of Habeas Corpus</w:t>
+        <w:t xml:space="preserve">Motions for Reduction of Bail, Spread of COVID-⁠19, and Petition for Writ of Habeas Corpus</w:t>
       </w:r>
     </w:p>
     <w:p>
@@ -4142,13 +4108,7 @@
         <w:pStyle w:val="BodyText"/>
       </w:pPr>
       <w:r>
-        <w:t xml:space="preserve">11. On December 19, 2019, current counsel substituted in place of the public defender and, on January 31, 2020, filed Petitioner’s First Motion for Reduction of Bail (Ex. 4). The Superior Court, reduced Petitioner’s bail from $5,000,000 to $2,000,000. Bail Hearing Transcript, February 20, 2020 at 5:26</w:t>
-      </w:r>
-      <w:r>
-        <w:noBreakHyphen/>
-      </w:r>
-      <w:r>
-        <w:t xml:space="preserve">27 (Ex. 5). This reduction in bail, based on factually inaccurate statements and without articulated reason or analysis, functioned as a distinction without a difference and did nothing to alter her circumstance.</w:t>
+        <w:t xml:space="preserve">11. On December 19, 2019, current counsel substituted in place of the public defender and, on January 31, 2020, filed Petitioner’s First Motion for Reduction of Bail (Ex. 4). The Superior Court, reduced Petitioner’s bail from $5,000,000 to $2,000,000. Bail Hearing Transcript, February 20, 2020 at 5:26-⁠27 (Ex. 5). This reduction in bail, based on factually inaccurate statements and without articulated reason or analysis, functioned as a distinction without a difference and did nothing to alter her circumstance.</w:t>
       </w:r>
     </w:p>
     <w:p>
@@ -4156,19 +4116,7 @@
         <w:pStyle w:val="BodyText"/>
       </w:pPr>
       <w:r>
-        <w:t xml:space="preserve">12. During Petitioner’s sustained detention, COVID</w:t>
-      </w:r>
-      <w:r>
-        <w:noBreakHyphen/>
-      </w:r>
-      <w:r>
-        <w:t xml:space="preserve">19 began its spread throughout the world. Cases ballooned in the United States and in California, with prisons and jails particularly vulnerable to spread. In response to the rapid and ongoing spread of the disease, Petitioner filed her Supplemental Notice and Motion for O.R. Release or Reduction of Bail in Light of Covid</w:t>
-      </w:r>
-      <w:r>
-        <w:noBreakHyphen/>
-      </w:r>
-      <w:r>
-        <w:t xml:space="preserve">19 Pandemic and Consequent State of Public Health Emergency on March 26, 2020. (Ex. 6). Originally set for hearing on April 10, 2020, on March 30, 2020 the trial court continued the bail hearing on the supplemental emergency motion for 50 days, until May 20, 2020. After the Superior Court refused to allow Petitioner to seek an earlier hearing of her motion, and in response to the mounting health crisis, Petitioner filed her initial Writ of Habeas Corpus on April 27, 2020 which was</w:t>
+        <w:t xml:space="preserve">12. During Petitioner’s sustained detention, COVID-⁠19 began its spread throughout the world. Cases ballooned in the United States and in California, with prisons and jails particularly vulnerable to spread. In response to the rapid and ongoing spread of the disease, Petitioner filed her Supplemental Notice and Motion for O.R. Release or Reduction of Bail in Light of Covid-⁠19 Pandemic and Consequent State of Public Health Emergency on March 26, 2020. (Ex. 6). Originally set for hearing on April 10, 2020, on March 30, 2020 the trial court continued the bail hearing on the supplemental emergency motion for 50 days, until May 20, 2020. After the Superior Court refused to allow Petitioner to seek an earlier hearing of her motion, and in response to the mounting health crisis, Petitioner filed her initial Writ of Habeas Corpus on April 27, 2020 which was</w:t>
       </w:r>
       <w:r>
         <w:t xml:space="preserve"> </w:t>
@@ -4242,19 +4190,7 @@
         <w:pStyle w:val="BodyText"/>
       </w:pPr>
       <w:r>
-        <w:t xml:space="preserve">16. On June 4, the Superior Court heard and denied the demurrer and dismissal in an order issued in open court. Reporter’s Transcript of Demurrer, 19:17</w:t>
-      </w:r>
-      <w:r>
-        <w:noBreakHyphen/>
-      </w:r>
-      <w:r>
-        <w:t xml:space="preserve">24</w:t>
-      </w:r>
-      <w:r>
-        <w:noBreakHyphen/>
-      </w:r>
-      <w:r>
-        <w:t xml:space="preserve">26 (Ex. 12) (hereinafter</w:t>
+        <w:t xml:space="preserve">16. On June 4, the Superior Court heard and denied the demurrer and dismissal in an order issued in open court. Reporter’s Transcript of Demurrer, 19:17-⁠24-⁠26 (Ex. 12) (hereinafter</w:t>
       </w:r>
       <w:r>
         <w:t xml:space="preserve"> </w:t>
@@ -4349,13 +4285,7 @@
         <w:t xml:space="preserve"> </w:t>
       </w:r>
       <w:r>
-        <w:t xml:space="preserve">Transcript of Demurrer at 19:6</w:t>
-      </w:r>
-      <w:r>
-        <w:noBreakHyphen/>
-      </w:r>
-      <w:r>
-        <w:t xml:space="preserve">8 (Ex. 12). The court did not indicate that it had been presented with, reviewed, or relied upon any other evidence indicating a legislative intent different from that expressed by the amendment’s author, Speaker Biddle.</w:t>
+        <w:t xml:space="preserve">Transcript of Demurrer at 19:6-⁠8 (Ex. 12). The court did not indicate that it had been presented with, reviewed, or relied upon any other evidence indicating a legislative intent different from that expressed by the amendment’s author, Speaker Biddle.</w:t>
       </w:r>
     </w:p>
     <w:p>
@@ -4375,19 +4305,7 @@
         <w:t xml:space="preserve"> </w:t>
       </w:r>
       <w:r>
-        <w:t xml:space="preserve">Id. at 20:22</w:t>
-      </w:r>
-      <w:r>
-        <w:noBreakHyphen/>
-      </w:r>
-      <w:r>
-        <w:t xml:space="preserve">25; see also id. at 21:24</w:t>
-      </w:r>
-      <w:r>
-        <w:noBreakHyphen/>
-      </w:r>
-      <w:r>
-        <w:t xml:space="preserve">25 (</w:t>
+        <w:t xml:space="preserve">Id. at 20:22-⁠25; see also id. at 21:24-⁠25 (</w:t>
       </w:r>
       <w:r>
         <w:t xml:space="preserve">“It looks to me like it excludes the mother [only] if she sought and retained a therapeutic abortion.”</w:t>
@@ -4434,13 +4352,7 @@
         <w:t xml:space="preserve"> </w:t>
       </w:r>
       <w:r>
-        <w:t xml:space="preserve">fetus. See id. at 22:28</w:t>
-      </w:r>
-      <w:r>
-        <w:noBreakHyphen/>
-      </w:r>
-      <w:r>
-        <w:t xml:space="preserve">24:26. As will be discussed below,</w:t>
+        <w:t xml:space="preserve">fetus. See id. at 22:28-⁠24:26. As will be discussed below,</w:t>
       </w:r>
       <w:r>
         <w:t xml:space="preserve"> </w:t>
@@ -4762,13 +4674,7 @@
         <w:t xml:space="preserve"> </w:t>
       </w:r>
       <w:r>
-        <w:t xml:space="preserve">Transcript of Demurrer at 20:27</w:t>
-      </w:r>
-      <w:r>
-        <w:noBreakHyphen/>
-      </w:r>
-      <w:r>
-        <w:t xml:space="preserve">28, thereby declaring that any voluntary act, without statutory definition or limit, of a pregnant woman which is alleged to have caused the demise of a viable fetus is subject to prosecution for murder.</w:t>
+        <w:t xml:space="preserve">Transcript of Demurrer at 20:27-⁠28, thereby declaring that any voluntary act, without statutory definition or limit, of a pregnant woman which is alleged to have caused the demise of a viable fetus is subject to prosecution for murder.</w:t>
       </w:r>
     </w:p>
     <w:p>
@@ -4776,13 +4682,7 @@
         <w:pStyle w:val="BodyText"/>
       </w:pPr>
       <w:r>
-        <w:t xml:space="preserve">Respondent found that the statute’s plain language somehow, provides constitutionally clear and sufficient notice of a woman’s liability for murder for engaging in any act herself while pregnant which allegedly results in pregnancy loss. See id. at 21:19</w:t>
-      </w:r>
-      <w:r>
-        <w:noBreakHyphen/>
-      </w:r>
-      <w:r>
-        <w:t xml:space="preserve">27.</w:t>
+        <w:t xml:space="preserve">Respondent found that the statute’s plain language somehow, provides constitutionally clear and sufficient notice of a woman’s liability for murder for engaging in any act herself while pregnant which allegedly results in pregnancy loss. See id. at 21:19-⁠27.</w:t>
       </w:r>
     </w:p>
     <w:p>
@@ -4814,13 +4714,7 @@
         <w:t xml:space="preserve"> </w:t>
       </w:r>
       <w:r>
-        <w:t xml:space="preserve">Id. at 22:4</w:t>
-      </w:r>
-      <w:r>
-        <w:noBreakHyphen/>
-      </w:r>
-      <w:r>
-        <w:t xml:space="preserve">15.</w:t>
+        <w:t xml:space="preserve">Id. at 22:4-⁠15.</w:t>
       </w:r>
       <w:r>
         <w:rPr>
@@ -5316,13 +5210,7 @@
         <w:t xml:space="preserve"> </w:t>
       </w:r>
       <w:r>
-        <w:t xml:space="preserve">State v. Louk (2016) 237 W.Va. 200, 207 [786 S.E.2d 219, 226</w:t>
-      </w:r>
-      <w:r>
-        <w:noBreakHyphen/>
-      </w:r>
-      <w:r>
-        <w:t xml:space="preserve">227].</w:t>
+        <w:t xml:space="preserve">State v. Louk (2016) 237 W.Va. 200, 207 [786 S.E.2d 219, 226-⁠227].</w:t>
       </w:r>
       <w:r>
         <w:rPr>
@@ -6789,13 +6677,7 @@
         <w:t xml:space="preserve"> </w:t>
       </w:r>
       <w:r>
-        <w:t xml:space="preserve">Transcript of Demurrer at 20:3</w:t>
-      </w:r>
-      <w:r>
-        <w:noBreakHyphen/>
-      </w:r>
-      <w:r>
-        <w:t xml:space="preserve">5 (Ex. 12). The fact is Section 187(b) identifies three discrete methods by which a person is precluded from prosecution for behavior that results in the death of a fetus. There is no connection between subparts (b)⁠(1), (b)⁠(2) and (b)⁠(3). The statute does not say</w:t>
+        <w:t xml:space="preserve">Transcript of Demurrer at 20:3-⁠5 (Ex. 12). The fact is Section 187(b) identifies three discrete methods by which a person is precluded from prosecution for behavior that results in the death of a fetus. There is no connection between subparts (b)⁠(1), (b)⁠(2) and (b)⁠(3). The statute does not say</w:t>
       </w:r>
       <w:r>
         <w:t xml:space="preserve"> </w:t>
@@ -6839,13 +6721,7 @@
         <w:t xml:space="preserve"> </w:t>
       </w:r>
       <w:r>
-        <w:t xml:space="preserve">Transcript of Demurrer at 21:25</w:t>
-      </w:r>
-      <w:r>
-        <w:noBreakHyphen/>
-      </w:r>
-      <w:r>
-        <w:t xml:space="preserve">27 (Ex. 12).</w:t>
+        <w:t xml:space="preserve">Transcript of Demurrer at 21:25-⁠27 (Ex. 12).</w:t>
       </w:r>
     </w:p>
     <w:p>
@@ -7309,13 +7185,7 @@
         <w:t xml:space="preserve"> </w:t>
       </w:r>
       <w:r>
-        <w:t xml:space="preserve">Transcript of Demurrer at 19:7</w:t>
-      </w:r>
-      <w:r>
-        <w:noBreakHyphen/>
-      </w:r>
-      <w:r>
-        <w:t xml:space="preserve">11 (Ex. 12). The court did not, however, provide any further analysis or describe any evidence of contrary legislative intent.</w:t>
+        <w:t xml:space="preserve">Transcript of Demurrer at 19:7-⁠11 (Ex. 12). The court did not, however, provide any further analysis or describe any evidence of contrary legislative intent.</w:t>
       </w:r>
       <w:r>
         <w:rPr>
@@ -7663,31 +7533,7 @@
         <w:pStyle w:val="BodyTextNote"/>
       </w:pPr>
       <w:r>
-        <w:t xml:space="preserve">In 1987, the legislature considered and rejected criminalizing the precise behavior alleged by the prosecution in this case, by refusing to pass S.B. 1070, 1987</w:t>
-      </w:r>
-      <w:r>
-        <w:noBreakHyphen/>
-      </w:r>
-      <w:r>
-        <w:t xml:space="preserve">88 Leg.Reg.Sess. (Cal. 1987) (sponsored by Senator Ed Royce), which would have expanded the definition of child endangerment to cover pregnancy and substance use during pregnancy. In 1989, then Senator John Seymour sponsored S.B. 1465, 1989</w:t>
-      </w:r>
-      <w:r>
-        <w:noBreakHyphen/>
-      </w:r>
-      <w:r>
-        <w:t xml:space="preserve">90 Leg.Reg.Sess. (Cal. 1989), which also attempted to criminalize as manslaughter a woman’s controlled substance use during pregnancy resulting in fetal demise. The Legislature rejected that too. In 1991, in A.B. 650, 1990</w:t>
-      </w:r>
-      <w:r>
-        <w:noBreakHyphen/>
-      </w:r>
-      <w:r>
-        <w:t xml:space="preserve">91 Leg.Reg.Sess. (Cal. 1991), the legislature considered an effort to enact a statute that would make substance abuse during pregnancy that had a subsequent effect on an after-born child a misdemeanor. This was also rejected by the legislature. In 1996, Assemblyman Phil Hawkins put forth A.B. 2614, 1995</w:t>
-      </w:r>
-      <w:r>
-        <w:noBreakHyphen/>
-      </w:r>
-      <w:r>
-        <w:t xml:space="preserve">96 Leg.Reg.Sess. (Cal. 1996), which would have criminalized</w:t>
+        <w:t xml:space="preserve">In 1987, the legislature considered and rejected criminalizing the precise behavior alleged by the prosecution in this case, by refusing to pass S.B. 1070, 1987-⁠88 Leg.Reg.Sess. (Cal. 1987) (sponsored by Senator Ed Royce), which would have expanded the definition of child endangerment to cover pregnancy and substance use during pregnancy. In 1989, then Senator John Seymour sponsored S.B. 1465, 1989-⁠90 Leg.Reg.Sess. (Cal. 1989), which also attempted to criminalize as manslaughter a woman’s controlled substance use during pregnancy resulting in fetal demise. The Legislature rejected that too. In 1991, in A.B. 650, 1990-⁠91 Leg.Reg.Sess. (Cal. 1991), the legislature considered an effort to enact a statute that would make substance abuse during pregnancy that had a subsequent effect on an after-born child a misdemeanor. This was also rejected by the legislature. In 1996, Assemblyman Phil Hawkins put forth A.B. 2614, 1995-⁠96 Leg.Reg.Sess. (Cal. 1996), which would have criminalized</w:t>
       </w:r>
       <w:r>
         <w:t xml:space="preserve"> </w:t>
@@ -8153,13 +7999,7 @@
         <w:pStyle w:val="BodyTextNote"/>
       </w:pPr>
       <w:r>
-        <w:t xml:space="preserve">In proceedings below, the prosecution did not cite one case - trial level, appellate court, reported, unreported, published or unpublished - that construes Section 187 to permit prosecution of a woman for her acts while pregnant which result in a miscarriage or stillbirth. No such case exists. Every court called upon to judicially expand California criminal law to permit such prosecutions has rejected the invitation to exceed their authority and to ignore clear legislative language and intent. See, e.g. Jaurigue, San Benito County No. 23611, Transcript of Record (https://​tinyurl.​com/​rsnyrvl) (dismissed fetal homicide charges against a woman who experienced a stillbirth, alleged to have resulted from drug use, finding statute could not be used to prosecute woman for the loss of her own pregnancy, relying, in part, on Biddle Affidavit (Ex. 13)); People v. Jones, No. 93</w:t>
-      </w:r>
-      <w:r>
-        <w:noBreakHyphen/>
-      </w:r>
-      <w:r>
-        <w:t xml:space="preserve">5, Transcript of Record (Cal. J. Ct. Siskiyou County July 28, 1993) (https://​tinyurl.​com/​wc4xb3x) (murder statute could not be used to prosecute defendant after newborn’s death for alleged drug use and pregnancy); People v. Tucker, No. 147092 (Cal. Santa Barbara-Goteta Mun. Ct. June 1973) (https://​tinyurl.​com/​yax2uoux) (Demurrer granted where pregnant defendant, in an act of desperation, shot herself in the abdomen, causing her to lose the pregnancy);</w:t>
+        <w:t xml:space="preserve">In proceedings below, the prosecution did not cite one case - trial level, appellate court, reported, unreported, published or unpublished - that construes Section 187 to permit prosecution of a woman for her acts while pregnant which result in a miscarriage or stillbirth. No such case exists. Every court called upon to judicially expand California criminal law to permit such prosecutions has rejected the invitation to exceed their authority and to ignore clear legislative language and intent. See, e.g. Jaurigue, San Benito County No. 23611, Transcript of Record (https://​tinyurl.​com/​rsnyrvl) (dismissed fetal homicide charges against a woman who experienced a stillbirth, alleged to have resulted from drug use, finding statute could not be used to prosecute woman for the loss of her own pregnancy, relying, in part, on Biddle Affidavit (Ex. 13)); People v. Jones, No. 93-⁠5, Transcript of Record (Cal. J. Ct. Siskiyou County July 28, 1993) (https://​tinyurl.​com/​wc4xb3x) (murder statute could not be used to prosecute defendant after newborn’s death for alleged drug use and pregnancy); People v. Tucker, No. 147092 (Cal. Santa Barbara-Goteta Mun. Ct. June 1973) (https://​tinyurl.​com/​yax2uoux) (Demurrer granted where pregnant defendant, in an act of desperation, shot herself in the abdomen, causing her to lose the pregnancy);</w:t>
       </w:r>
       <w:r>
         <w:rPr>
@@ -8645,13 +8485,7 @@
         <w:t xml:space="preserve"> </w:t>
       </w:r>
       <w:r>
-        <w:t xml:space="preserve">but not for terminating her pregnancy by other means will necessarily lead to the prosecution of women for any and all conduct during pregnancy that is deemed by prosecutors as unsavory, so long as that conduct is combined with a negative pregnancy outcome. See Transcript of Demurrer at 14:3</w:t>
-      </w:r>
-      <w:r>
-        <w:noBreakHyphen/>
-      </w:r>
-      <w:r>
-        <w:t xml:space="preserve">9 (June 4, 2020) (Ex. 12) (prosecutor arguing that it is only because subpart (b)⁠(3) comes after (b)⁠(2) that a woman would be precluded from prosecution for attempting</w:t>
+        <w:t xml:space="preserve">but not for terminating her pregnancy by other means will necessarily lead to the prosecution of women for any and all conduct during pregnancy that is deemed by prosecutors as unsavory, so long as that conduct is combined with a negative pregnancy outcome. See Transcript of Demurrer at 14:3-⁠9 (June 4, 2020) (Ex. 12) (prosecutor arguing that it is only because subpart (b)⁠(3) comes after (b)⁠(2) that a woman would be precluded from prosecution for attempting</w:t>
       </w:r>
       <w:r>
         <w:t xml:space="preserve"> </w:t>
@@ -8683,13 +8517,7 @@
         <w:t xml:space="preserve"> </w:t>
       </w:r>
       <w:r>
-        <w:t xml:space="preserve">abortion of a viable fetus. Transcript of Demurrer at 21:25</w:t>
-      </w:r>
-      <w:r>
-        <w:noBreakHyphen/>
-      </w:r>
-      <w:r>
-        <w:t xml:space="preserve">27 (Ex. 12). This new and revised version of Section 187 is also nowhere in the statutory language nor in the legislative history.</w:t>
+        <w:t xml:space="preserve">abortion of a viable fetus. Transcript of Demurrer at 21:25-⁠27 (Ex. 12). This new and revised version of Section 187 is also nowhere in the statutory language nor in the legislative history.</w:t>
       </w:r>
     </w:p>
     <w:p>
@@ -8713,19 +8541,7 @@
         <w:pStyle w:val="BodyText"/>
       </w:pPr>
       <w:r>
-        <w:t xml:space="preserve">Kilmon v. State (2006) 394 Md. 168, 177</w:t>
-      </w:r>
-      <w:r>
-        <w:noBreakHyphen/>
-      </w:r>
-      <w:r>
-        <w:t xml:space="preserve">178 [905 A.2d 306, 311</w:t>
-      </w:r>
-      <w:r>
-        <w:noBreakHyphen/>
-      </w:r>
-      <w:r>
-        <w:t xml:space="preserve">312] (loss of a fetus following use of cocaine is not a crime.); see also, People v Jorgensen, 2015 NY Slip Op 07699 [26 N.Y.3d 85, 19 N.Y.S.3d 814, 41 N.E.3d 778] (dismissing manslaughter charge since the statute was not intended to reach a woman’s conduct against her own fetus where a pregnant woman gave birth to a baby that did not survive, allegedly as a result of a car accident the woman was claimed to have caused).</w:t>
+        <w:t xml:space="preserve">Kilmon v. State (2006) 394 Md. 168, 177-⁠178 [905 A.2d 306, 311-⁠312] (loss of a fetus following use of cocaine is not a crime.); see also, People v Jorgensen, 2015 NY Slip Op 07699 [26 N.Y.3d 85, 19 N.Y.S.3d 814, 41 N.E.3d 778] (dismissing manslaughter charge since the statute was not intended to reach a woman’s conduct against her own fetus where a pregnant woman gave birth to a baby that did not survive, allegedly as a result of a car accident the woman was claimed to have caused).</w:t>
       </w:r>
     </w:p>
     <w:p>
@@ -9055,7 +8871,7 @@
         <w:pStyle w:val="XdQuoteOnly"/>
       </w:pPr>
       <w:r>
-        <w:t xml:space="preserve">It is the policy of this state to construe a penal statute as favorably to the defendant as its language and the circumstances of its application may reasonably permit; . . . the defendant is entitled to the benefit of every reasonable doubt as to the true interpretation of words or the construction of language used in a statute.</w:t>
+        <w:t xml:space="preserve">It is the policy of this state to construe a penal statute as favorably to the defendant as its language and the circumstances of its application may reasonably permit; ⁠. ⁠. ⁠. the defendant is entitled to the benefit of every reasonable doubt as to the true interpretation of words or the construction of language used in a statute.</w:t>
       </w:r>
     </w:p>
     <w:p>
@@ -9083,13 +8899,7 @@
         <w:t xml:space="preserve"> </w:t>
       </w:r>
       <w:r>
-        <w:t xml:space="preserve">that requires the tie be broken in favor of the accused. People v. Manzo (2012) 53 Cal.4th 880, 883 [138 Cal.Rptr.3d 16, 270 P.3d 711], see also, Jaurigue, supra, at 51</w:t>
-      </w:r>
-      <w:r>
-        <w:noBreakHyphen/>
-      </w:r>
-      <w:r>
-        <w:t xml:space="preserve">54.</w:t>
+        <w:t xml:space="preserve">that requires the tie be broken in favor of the accused. People v. Manzo (2012) 53 Cal.4th 880, 883 [138 Cal.Rptr.3d 16, 270 P.3d 711], see also, Jaurigue, supra, at 51-⁠54.</w:t>
       </w:r>
     </w:p>
     <w:p>
@@ -9691,13 +9501,7 @@
         <w:pStyle w:val="BodyText"/>
       </w:pPr>
       <w:r>
-        <w:t xml:space="preserve">Grayned 408 U.S. at 108</w:t>
-      </w:r>
-      <w:r>
-        <w:noBreakHyphen/>
-      </w:r>
-      <w:r>
-        <w:t xml:space="preserve">09 (emphasis added, internal quotations &amp; footnotes omitted).</w:t>
+        <w:t xml:space="preserve">Grayned 408 U.S. at 108-⁠09 (emphasis added, internal quotations &amp; footnotes omitted).</w:t>
       </w:r>
     </w:p>
     <w:p>
@@ -9777,7 +9581,7 @@
         <w:pStyle w:val="XdQuoteOnly"/>
       </w:pPr>
       <w:r>
-        <w:t xml:space="preserve">All of these cases address statutes similar in effect to the present one, and all conclude that, properly construed, the statutes involved do not intend to punish as criminal conduct . . . [actions of] an expectant mother . . . All of these cases point out in one way or another that to construe the statute involved otherwise makes it impermissibly vague[.]</w:t>
+        <w:t xml:space="preserve">All of these cases address statutes similar in effect to the present one, and all conclude that, properly construed, the statutes involved do not intend to punish as criminal conduct ⁠. ⁠. ⁠. [actions of] an expectant mother ⁠. ⁠. ⁠. All of these cases point out in one way or another that to construe the statute involved otherwise makes it impermissibly vague[.]</w:t>
       </w:r>
     </w:p>
     <w:p>
@@ -9861,13 +9665,7 @@
         <w:t xml:space="preserve"> </w:t>
       </w:r>
       <w:r>
-        <w:t xml:space="preserve">On average, 10% (806,147) of California’s women of reproductive age (18</w:t>
-      </w:r>
-      <w:r>
-        <w:noBreakHyphen/>
-      </w:r>
-      <w:r>
-        <w:t xml:space="preserve">45) get pregnant each year. Of those, approximately 15% (120,922) have miscarriages.</w:t>
+        <w:t xml:space="preserve">On average, 10% (806,147) of California’s women of reproductive age (18-⁠45) get pregnant each year. Of those, approximately 15% (120,922) have miscarriages.</w:t>
       </w:r>
       <w:r>
         <w:rPr>
@@ -10583,13 +10381,7 @@
         <w:pStyle w:val="BodyText"/>
       </w:pPr>
       <w:r>
-        <w:t xml:space="preserve">The State hinges its prosecution on the theory that Petitioner did not intend an abortion and instead hoped for a live birth all while remaining unable to overcome her substance dependence. It is uncontroverted that Petitioner could have medically aborted at an earlier date in her pregnancy had she so chosen. See State’s Opposition to Demurrer at 8:13</w:t>
-      </w:r>
-      <w:r>
-        <w:noBreakHyphen/>
-      </w:r>
-      <w:r>
-        <w:t xml:space="preserve">15 (Ex. 10). It is similarly uncontested that Becker’s past drug use is not, on its own, a criminal act. See People v. Jones (1987) 189 Cal.App.3d 398, 405 (Health and Safety Code § 11550 only criminalizes current ongoing drug use and not past use).</w:t>
+        <w:t xml:space="preserve">The State hinges its prosecution on the theory that Petitioner did not intend an abortion and instead hoped for a live birth all while remaining unable to overcome her substance dependence. It is uncontroverted that Petitioner could have medically aborted at an earlier date in her pregnancy had she so chosen. See State’s Opposition to Demurrer at 8:13-⁠15 (Ex. 10). It is similarly uncontested that Becker’s past drug use is not, on its own, a criminal act. See People v. Jones (1987) 189 Cal.App.3d 398, 405 (Health and Safety Code § 11550 only criminalizes current ongoing drug use and not past use).</w:t>
       </w:r>
     </w:p>
     <w:p>
@@ -10613,13 +10405,7 @@
         <w:pStyle w:val="BodyText"/>
       </w:pPr>
       <w:r>
-        <w:t xml:space="preserve">State’s Opposition to Demurrer at 8:12</w:t>
-      </w:r>
-      <w:r>
-        <w:noBreakHyphen/>
-      </w:r>
-      <w:r>
-        <w:t xml:space="preserve">15 (Ex. 10).</w:t>
+        <w:t xml:space="preserve">State’s Opposition to Demurrer at 8:12-⁠15 (Ex. 10).</w:t>
       </w:r>
     </w:p>
     <w:p>
@@ -10691,9 +10477,6 @@
         <w:t xml:space="preserve">“never wanted to abort her child,”</w:t>
       </w:r>
       <w:r>
-        <w:t xml:space="preserve"> </w:t>
-      </w:r>
-      <w:r>
         <w:rPr>
           <w:rStyle w:val="FootnoteReference"/>
         </w:rPr>
@@ -10723,13 +10506,7 @@
         <w:t xml:space="preserve"> </w:t>
       </w:r>
       <w:r>
-        <w:t xml:space="preserve">See also People v. Rankin (1937) 10 Cal. (2d) 198) (An abortion is the termination of pregnancy before the time that a living child may possibly be anticipated.) Here, according to the State, instead of having another perform an abortion, Petitioner intentionally ingested a controlled substance which, says the prosecution, she knew or should have known could end her pregnancy. The prosecution stated clearly in its Opposition to the Demurrer at 6: 9</w:t>
-      </w:r>
-      <w:r>
-        <w:noBreakHyphen/>
-      </w:r>
-      <w:r>
-        <w:t xml:space="preserve">12 (Ex. 10) that:</w:t>
+        <w:t xml:space="preserve">See also People v. Rankin (1937) 10 Cal. (2d) 198) (An abortion is the termination of pregnancy before the time that a living child may possibly be anticipated.) Here, according to the State, instead of having another perform an abortion, Petitioner intentionally ingested a controlled substance which, says the prosecution, she knew or should have known could end her pregnancy. The prosecution stated clearly in its Opposition to the Demurrer at 6: 9-⁠12 (Ex. 10) that:</w:t>
       </w:r>
     </w:p>
     <w:p>
@@ -11085,13 +10862,7 @@
         <w:pStyle w:val="BodyText"/>
       </w:pPr>
       <w:r>
-        <w:t xml:space="preserve">In construing Section 187 to apply to women who experience stillbirths, the Respondent, like the prosecution, pinned its constitutional reasoning on the concept that Petitioner is subject to prosecution only because her fetus was viable at the time of its demise. See Transcript of Demurrer at 22:2</w:t>
-      </w:r>
-      <w:r>
-        <w:noBreakHyphen/>
-      </w:r>
-      <w:r>
-        <w:t xml:space="preserve">8 (Ex. 12) (reasoning that Section 187, as construed, does not violate the Fourteenth Amendment because constitutional progeny</w:t>
+        <w:t xml:space="preserve">In construing Section 187 to apply to women who experience stillbirths, the Respondent, like the prosecution, pinned its constitutional reasoning on the concept that Petitioner is subject to prosecution only because her fetus was viable at the time of its demise. See Transcript of Demurrer at 22:2-⁠8 (Ex. 12) (reasoning that Section 187, as construed, does not violate the Fourteenth Amendment because constitutional progeny</w:t>
       </w:r>
       <w:r>
         <w:t xml:space="preserve"> </w:t>
@@ -11291,13 +11062,7 @@
         <w:pStyle w:val="BodyText"/>
       </w:pPr>
       <w:r>
-        <w:t xml:space="preserve">The Respondent court reasoned that its statutory construction does not offend principles of equal protection because both men and women can be prosecuted for murder of a fetus under Section 187. Transcript of Demurrer at 23:13</w:t>
-      </w:r>
-      <w:r>
-        <w:noBreakHyphen/>
-      </w:r>
-      <w:r>
-        <w:t xml:space="preserve">26 (Ex. 12). The operable distinction, however, is not between men and women, but rather between male and female drug users. As explained supra, California does not criminalize past drug use. See Jones 189 Cal.App.3d at 405 (construing Health and Safety Code § 11550). Even if this prosecution is allowed to continue, a male drug user, who admits to a history of continued and sustained past drug use, is guilty of no crime in California. Expanding Pen. Code § 187 to criminalize still births experienced by women who used drugs while pregnant creates not only a new crime but also a new class of potential criminals - one that is exclusively formerly pregnant women.</w:t>
+        <w:t xml:space="preserve">The Respondent court reasoned that its statutory construction does not offend principles of equal protection because both men and women can be prosecuted for murder of a fetus under Section 187. Transcript of Demurrer at 23:13-⁠26 (Ex. 12). The operable distinction, however, is not between men and women, but rather between male and female drug users. As explained supra, California does not criminalize past drug use. See Jones 189 Cal.App.3d at 405 (construing Health and Safety Code § 11550). Even if this prosecution is allowed to continue, a male drug user, who admits to a history of continued and sustained past drug use, is guilty of no crime in California. Expanding Pen. Code § 187 to criminalize still births experienced by women who used drugs while pregnant creates not only a new crime but also a new class of potential criminals - one that is exclusively formerly pregnant women.</w:t>
       </w:r>
     </w:p>
     <w:p>
@@ -12799,9 +12564,7 @@
         <w:t xml:space="preserve"> </w:t>
       </w:r>
       <w:r>
-        <w:t xml:space="preserve">19CM</w:t>
-        <w:noBreakHyphen/>
-        <w:t xml:space="preserve">5304</w:t>
+        <w:t xml:space="preserve">19CM-⁠5304</w:t>
       </w:r>
     </w:p>
     <w:p>
@@ -14056,13 +13819,7 @@
         <w:t xml:space="preserve"> </w:t>
       </w:r>
       <w:r>
-        <w:t xml:space="preserve">The State below based the validity of its prosecution on the inapt and extreme outlier position adopted by South Carolina in Whitner v. State (1997) 328 S.C. 1 [492 S.E.2d 777] and State v. McKnight (2003) 352 S.C. 635 [576 S.E.2d 168]. See State’s Response to Demurrer at 8</w:t>
-      </w:r>
-      <w:r>
-        <w:noBreakHyphen/>
-      </w:r>
-      <w:r>
-        <w:t xml:space="preserve">9 (Ex. 10).</w:t>
+        <w:t xml:space="preserve">The State below based the validity of its prosecution on the inapt and extreme outlier position adopted by South Carolina in Whitner v. State (1997) 328 S.C. 1 [492 S.E.2d 777] and State v. McKnight (2003) 352 S.C. 635 [576 S.E.2d 168]. See State’s Response to Demurrer at 8-⁠9 (Ex. 10).</w:t>
       </w:r>
     </w:p>
   </w:footnote>
@@ -14112,13 +13869,7 @@
         <w:t xml:space="preserve"> </w:t>
       </w:r>
       <w:r>
-        <w:t xml:space="preserve">See, e.g., Johnson v. State (Fla. 1992) 602 So.2d 1288 (The court refused to judicially expand Florida’s drug delivery law to permit prosecution of a woman who was pregnant and used a controlled substance, allegedly delivering it to her newborn through her umbilical cord in the 30</w:t>
-      </w:r>
-      <w:r>
-        <w:noBreakHyphen/>
-      </w:r>
-      <w:r>
-        <w:t xml:space="preserve">90 seconds after birth but before the cord was cut and</w:t>
+        <w:t xml:space="preserve">See, e.g., Johnson v. State (Fla. 1992) 602 So.2d 1288 (The court refused to judicially expand Florida’s drug delivery law to permit prosecution of a woman who was pregnant and used a controlled substance, allegedly delivering it to her newborn through her umbilical cord in the 30-⁠90 seconds after birth but before the cord was cut and</w:t>
       </w:r>
       <w:r>
         <w:t xml:space="preserve"> </w:t>
@@ -14228,19 +13979,7 @@
         <w:t xml:space="preserve"> </w:t>
       </w:r>
       <w:r>
-        <w:t xml:space="preserve">[…] Of the 57 bills concerning pregnant women’s drug use introduced between 1983 and 1996, the California Legislature passed close to half. However, almost 15 percent of them were vetoed by Republican governors who held office over the course of the study (George Deukmejian, 1983</w:t>
-      </w:r>
-      <w:r>
-        <w:noBreakHyphen/>
-      </w:r>
-      <w:r>
-        <w:t xml:space="preserve">1991, and Pete Wilson, 1991</w:t>
-      </w:r>
-      <w:r>
-        <w:noBreakHyphen/>
-      </w:r>
-      <w:r>
-        <w:t xml:space="preserve">1996), so that only about one-third of the [non-punitive] bills eventually became law” Laura L. Gomez, Misconceiving Mothers - Legislators, Prosecutors and the Politics of Prenatal Drug Exposure, (1997) Temple University Press p. 41 (emphasis added).</w:t>
+        <w:t xml:space="preserve">[…] Of the 57 bills concerning pregnant women’s drug use introduced between 1983 and 1996, the California Legislature passed close to half. However, almost 15 percent of them were vetoed by Republican governors who held office over the course of the study (George Deukmejian, 1983-⁠1991, and Pete Wilson, 1991-⁠1996), so that only about one-third of the [non-punitive] bills eventually became law” Laura L. Gomez, Misconceiving Mothers - Legislators, Prosecutors and the Politics of Prenatal Drug Exposure, (1997) Temple University Press p. 41 (emphasis added).</w:t>
       </w:r>
     </w:p>
   </w:footnote>
@@ -14354,19 +14093,7 @@
         <w:t xml:space="preserve"> </w:t>
       </w:r>
       <w:r>
-        <w:t xml:space="preserve">Special tabulations of data from Finer LB and Zolna MR, Declines in unintended pregnancy in the United States, 2008</w:t>
-      </w:r>
-      <w:r>
-        <w:noBreakHyphen/>
-      </w:r>
-      <w:r>
-        <w:t xml:space="preserve">2011, New England Journal of Medicine, 2016, 374(9):843</w:t>
-      </w:r>
-      <w:r>
-        <w:noBreakHyphen/>
-      </w:r>
-      <w:r>
-        <w:t xml:space="preserve">852.</w:t>
+        <w:t xml:space="preserve">Special tabulations of data from Finer LB and Zolna MR, Declines in unintended pregnancy in the United States, 2008-⁠2011, New England Journal of Medicine, 2016, 374(9):843-⁠852.</w:t>
       </w:r>
     </w:p>
   </w:footnote>
@@ -14488,13 +14215,7 @@
         <w:t xml:space="preserve"> </w:t>
       </w:r>
       <w:r>
-        <w:t xml:space="preserve">The prosecution erroneously suggested in its Opposition to the Demurrer id. at 7:16</w:t>
-      </w:r>
-      <w:r>
-        <w:noBreakHyphen/>
-      </w:r>
-      <w:r>
-        <w:t xml:space="preserve">21 that,</w:t>
+        <w:t xml:space="preserve">The prosecution erroneously suggested in its Opposition to the Demurrer id. at 7:16-⁠21 that,</w:t>
       </w:r>
       <w:r>
         <w:t xml:space="preserve"> </w:t>
@@ -14546,13 +14267,7 @@
         <w:t xml:space="preserve">“opposes the prosecution of a pregnant woman for conduct alleged to have harmed her fetus”</w:t>
       </w:r>
       <w:r>
-        <w:t xml:space="preserve">); American Medical Association, Policy Statement - H</w:t>
-      </w:r>
-      <w:r>
-        <w:noBreakHyphen/>
-      </w:r>
-      <w:r>
-        <w:t xml:space="preserve">420.962, Perinatal Addiction - Issues in Care and Prevention (last modified 2016) (</w:t>
+        <w:t xml:space="preserve">); American Medical Association, Policy Statement - H-⁠420.962, Perinatal Addiction - Issues in Care and Prevention (last modified 2016) (</w:t>
       </w:r>
       <w:r>
         <w:t xml:space="preserve">“Transplacental drug transfer should not be subject to criminal sanctions or civil liability”</w:t>
@@ -14785,7 +14500,7 @@
   <w:docDefaults>
     <w:rPrDefault>
       <w:rPr>
-        <w:rFonts w:ascii="EB Garamond" w:hAnsi="EB Garamond" w:eastAsia="EB Garamond" w:cs="EB Garamond"/>
+        <w:rFonts w:ascii="Times New Roman" w:hAnsi="Times New Roman" w:eastAsia="Times New Roman" w:cs="Times New Roman"/>
         <w:sz w:val="26"/>
         <w:szCs w:val="26"/>
         <w:lang w:val="en-US" w:eastAsia="zh-CN" w:bidi="ar-SA"/>
@@ -14977,7 +14692,7 @@
       <w:outlineLvl w:val="0"/>
     </w:pPr>
     <w:rPr>
-      <w:rFonts w:ascii="EB Garamond" w:hAnsi="EB Garamond" w:eastAsia="EB Garamond" w:cs="EB Garamond"/>
+      <w:rFonts w:ascii="Times New Roman" w:hAnsi="Times New Roman" w:eastAsia="Times New Roman" w:cs="Times New Roman"/>
       <w:b/>
       <w:bCs/>
       <w:caps/>
@@ -15004,7 +14719,7 @@
       <w:outlineLvl w:val="1"/>
     </w:pPr>
     <w:rPr>
-      <w:rFonts w:ascii="EB Garamond" w:hAnsi="EB Garamond" w:eastAsia="EB Garamond" w:cs="EB Garamond"/>
+      <w:rFonts w:ascii="Times New Roman" w:hAnsi="Times New Roman" w:eastAsia="Times New Roman" w:cs="Times New Roman"/>
       <w:b/>
       <w:bCs/>
       <w:color w:val="000000"/>
@@ -15030,7 +14745,7 @@
       <w:outlineLvl w:val="2"/>
     </w:pPr>
     <w:rPr>
-      <w:rFonts w:ascii="EB Garamond" w:hAnsi="EB Garamond" w:eastAsia="EB Garamond" w:cs="EB Garamond"/>
+      <w:rFonts w:ascii="Times New Roman" w:hAnsi="Times New Roman" w:eastAsia="Times New Roman" w:cs="Times New Roman"/>
       <w:b/>
       <w:bCs/>
       <w:color w:val="000000"/>
@@ -15056,7 +14771,7 @@
       <w:outlineLvl w:val="3"/>
     </w:pPr>
     <w:rPr>
-      <w:rFonts w:ascii="EB Garamond" w:hAnsi="EB Garamond" w:eastAsia="EB Garamond" w:cs="EB Garamond"/>
+      <w:rFonts w:ascii="Times New Roman" w:hAnsi="Times New Roman" w:eastAsia="Times New Roman" w:cs="Times New Roman"/>
       <w:b/>
       <w:bCs/>
       <w:i/>
@@ -15083,7 +14798,7 @@
       <w:outlineLvl w:val="4"/>
     </w:pPr>
     <w:rPr>
-      <w:rFonts w:ascii="EB Garamond" w:hAnsi="EB Garamond" w:eastAsia="EB Garamond" w:cs="EB Garamond"/>
+      <w:rFonts w:ascii="Times New Roman" w:hAnsi="Times New Roman" w:eastAsia="Times New Roman" w:cs="Times New Roman"/>
       <w:b/>
       <w:bCs/>
       <w:i/>

--- a/courts/ninth-circuit/california/state/court-of-appeal-fifth-district/petition-for-writ/usage/OUTPUT-petition-for-writ.docx
+++ b/courts/ninth-circuit/california/state/court-of-appeal-fifth-district/petition-for-writ/usage/OUTPUT-petition-for-writ.docx
@@ -15044,7 +15044,7 @@
     <w:qFormat/>
     <w:pPr>
       <w:keepLines/>
-      <w:spacing w:before="0" w:after="130" w:line="338" w:lineRule="exact"/>
+      <w:spacing w:before="65" w:after="130" w:line="338" w:lineRule="exact"/>
     </w:pPr>
     <w:rPr>
       <w:sz w:val="26"/>
